--- a/documentacion de proyecto.docx
+++ b/documentacion de proyecto.docx
@@ -505,7 +505,7 @@
           <w14:ligatures w14:val="none"/>
         </w:rPr>
       </w:pPr>
-      <w:hyperlink w:anchor="_Toc223108395" w:history="1">
+      <w:hyperlink w:anchor="_Toc223709068" w:history="1">
         <w:r>
           <w:rPr>
             <w:rStyle w:val="Hipervnculo"/>
@@ -532,7 +532,7 @@
             <w:noProof/>
             <w:webHidden/>
           </w:rPr>
-          <w:instrText xml:space="preserve"> PAGEREF _Toc223108395 \h </w:instrText>
+          <w:instrText xml:space="preserve"> PAGEREF _Toc223709068 \h </w:instrText>
         </w:r>
         <w:r>
           <w:rPr>
@@ -575,7 +575,7 @@
           <w14:ligatures w14:val="none"/>
         </w:rPr>
       </w:pPr>
-      <w:hyperlink w:anchor="_Toc223108396" w:history="1">
+      <w:hyperlink w:anchor="_Toc223709069" w:history="1">
         <w:r>
           <w:rPr>
             <w:rStyle w:val="Hipervnculo"/>
@@ -602,7 +602,7 @@
             <w:noProof/>
             <w:webHidden/>
           </w:rPr>
-          <w:instrText xml:space="preserve"> PAGEREF _Toc223108396 \h </w:instrText>
+          <w:instrText xml:space="preserve"> PAGEREF _Toc223709069 \h </w:instrText>
         </w:r>
         <w:r>
           <w:rPr>
@@ -649,7 +649,7 @@
           <w14:ligatures w14:val="none"/>
         </w:rPr>
       </w:pPr>
-      <w:hyperlink w:anchor="_Toc223108397" w:history="1">
+      <w:hyperlink w:anchor="_Toc223709070" w:history="1">
         <w:r>
           <w:rPr>
             <w:rStyle w:val="Hipervnculo"/>
@@ -694,7 +694,7 @@
             <w:noProof/>
             <w:webHidden/>
           </w:rPr>
-          <w:instrText xml:space="preserve"> PAGEREF _Toc223108397 \h </w:instrText>
+          <w:instrText xml:space="preserve"> PAGEREF _Toc223709070 \h </w:instrText>
         </w:r>
         <w:r>
           <w:rPr>
@@ -741,7 +741,7 @@
           <w14:ligatures w14:val="none"/>
         </w:rPr>
       </w:pPr>
-      <w:hyperlink w:anchor="_Toc223108398" w:history="1">
+      <w:hyperlink w:anchor="_Toc223709071" w:history="1">
         <w:r>
           <w:rPr>
             <w:rStyle w:val="Hipervnculo"/>
@@ -786,7 +786,7 @@
             <w:noProof/>
             <w:webHidden/>
           </w:rPr>
-          <w:instrText xml:space="preserve"> PAGEREF _Toc223108398 \h </w:instrText>
+          <w:instrText xml:space="preserve"> PAGEREF _Toc223709071 \h </w:instrText>
         </w:r>
         <w:r>
           <w:rPr>
@@ -833,7 +833,7 @@
           <w14:ligatures w14:val="none"/>
         </w:rPr>
       </w:pPr>
-      <w:hyperlink w:anchor="_Toc223108399" w:history="1">
+      <w:hyperlink w:anchor="_Toc223709072" w:history="1">
         <w:r>
           <w:rPr>
             <w:rStyle w:val="Hipervnculo"/>
@@ -878,7 +878,7 @@
             <w:noProof/>
             <w:webHidden/>
           </w:rPr>
-          <w:instrText xml:space="preserve"> PAGEREF _Toc223108399 \h </w:instrText>
+          <w:instrText xml:space="preserve"> PAGEREF _Toc223709072 \h </w:instrText>
         </w:r>
         <w:r>
           <w:rPr>
@@ -925,7 +925,7 @@
           <w14:ligatures w14:val="none"/>
         </w:rPr>
       </w:pPr>
-      <w:hyperlink w:anchor="_Toc223108400" w:history="1">
+      <w:hyperlink w:anchor="_Toc223709073" w:history="1">
         <w:r>
           <w:rPr>
             <w:rStyle w:val="Hipervnculo"/>
@@ -970,7 +970,7 @@
             <w:noProof/>
             <w:webHidden/>
           </w:rPr>
-          <w:instrText xml:space="preserve"> PAGEREF _Toc223108400 \h </w:instrText>
+          <w:instrText xml:space="preserve"> PAGEREF _Toc223709073 \h </w:instrText>
         </w:r>
         <w:r>
           <w:rPr>
@@ -990,7 +990,7 @@
             <w:noProof/>
             <w:webHidden/>
           </w:rPr>
-          <w:t>2</w:t>
+          <w:t>3</w:t>
         </w:r>
         <w:r>
           <w:rPr>
@@ -1017,7 +1017,7 @@
           <w14:ligatures w14:val="none"/>
         </w:rPr>
       </w:pPr>
-      <w:hyperlink w:anchor="_Toc223108401" w:history="1">
+      <w:hyperlink w:anchor="_Toc223709074" w:history="1">
         <w:r>
           <w:rPr>
             <w:rStyle w:val="Hipervnculo"/>
@@ -1062,7 +1062,7 @@
             <w:noProof/>
             <w:webHidden/>
           </w:rPr>
-          <w:instrText xml:space="preserve"> PAGEREF _Toc223108401 \h </w:instrText>
+          <w:instrText xml:space="preserve"> PAGEREF _Toc223709074 \h </w:instrText>
         </w:r>
         <w:r>
           <w:rPr>
@@ -1082,7 +1082,7 @@
             <w:noProof/>
             <w:webHidden/>
           </w:rPr>
-          <w:t>2</w:t>
+          <w:t>3</w:t>
         </w:r>
         <w:r>
           <w:rPr>
@@ -1109,7 +1109,7 @@
           <w14:ligatures w14:val="none"/>
         </w:rPr>
       </w:pPr>
-      <w:hyperlink w:anchor="_Toc223108402" w:history="1">
+      <w:hyperlink w:anchor="_Toc223709075" w:history="1">
         <w:r>
           <w:rPr>
             <w:rStyle w:val="Hipervnculo"/>
@@ -1154,7 +1154,7 @@
             <w:noProof/>
             <w:webHidden/>
           </w:rPr>
-          <w:instrText xml:space="preserve"> PAGEREF _Toc223108402 \h </w:instrText>
+          <w:instrText xml:space="preserve"> PAGEREF _Toc223709075 \h </w:instrText>
         </w:r>
         <w:r>
           <w:rPr>
@@ -1201,7 +1201,7 @@
           <w14:ligatures w14:val="none"/>
         </w:rPr>
       </w:pPr>
-      <w:hyperlink w:anchor="_Toc223108403" w:history="1">
+      <w:hyperlink w:anchor="_Toc223709076" w:history="1">
         <w:r>
           <w:rPr>
             <w:rStyle w:val="Hipervnculo"/>
@@ -1246,7 +1246,7 @@
             <w:noProof/>
             <w:webHidden/>
           </w:rPr>
-          <w:instrText xml:space="preserve"> PAGEREF _Toc223108403 \h </w:instrText>
+          <w:instrText xml:space="preserve"> PAGEREF _Toc223709076 \h </w:instrText>
         </w:r>
         <w:r>
           <w:rPr>
@@ -1266,7 +1266,7 @@
             <w:noProof/>
             <w:webHidden/>
           </w:rPr>
-          <w:t>3</w:t>
+          <w:t>4</w:t>
         </w:r>
         <w:r>
           <w:rPr>
@@ -1293,7 +1293,7 @@
           <w14:ligatures w14:val="none"/>
         </w:rPr>
       </w:pPr>
-      <w:hyperlink w:anchor="_Toc223108404" w:history="1">
+      <w:hyperlink w:anchor="_Toc223709077" w:history="1">
         <w:r>
           <w:rPr>
             <w:rStyle w:val="Hipervnculo"/>
@@ -1338,7 +1338,7 @@
             <w:noProof/>
             <w:webHidden/>
           </w:rPr>
-          <w:instrText xml:space="preserve"> PAGEREF _Toc223108404 \h </w:instrText>
+          <w:instrText xml:space="preserve"> PAGEREF _Toc223709077 \h </w:instrText>
         </w:r>
         <w:r>
           <w:rPr>
@@ -1358,7 +1358,7 @@
             <w:noProof/>
             <w:webHidden/>
           </w:rPr>
-          <w:t>3</w:t>
+          <w:t>4</w:t>
         </w:r>
         <w:r>
           <w:rPr>
@@ -1385,7 +1385,7 @@
           <w14:ligatures w14:val="none"/>
         </w:rPr>
       </w:pPr>
-      <w:hyperlink w:anchor="_Toc223108405" w:history="1">
+      <w:hyperlink w:anchor="_Toc223709078" w:history="1">
         <w:r>
           <w:rPr>
             <w:rStyle w:val="Hipervnculo"/>
@@ -1430,7 +1430,7 @@
             <w:noProof/>
             <w:webHidden/>
           </w:rPr>
-          <w:instrText xml:space="preserve"> PAGEREF _Toc223108405 \h </w:instrText>
+          <w:instrText xml:space="preserve"> PAGEREF _Toc223709078 \h </w:instrText>
         </w:r>
         <w:r>
           <w:rPr>
@@ -1477,7 +1477,7 @@
           <w14:ligatures w14:val="none"/>
         </w:rPr>
       </w:pPr>
-      <w:hyperlink w:anchor="_Toc223108406" w:history="1">
+      <w:hyperlink w:anchor="_Toc223709079" w:history="1">
         <w:r>
           <w:rPr>
             <w:rStyle w:val="Hipervnculo"/>
@@ -1522,7 +1522,7 @@
             <w:noProof/>
             <w:webHidden/>
           </w:rPr>
-          <w:instrText xml:space="preserve"> PAGEREF _Toc223108406 \h </w:instrText>
+          <w:instrText xml:space="preserve"> PAGEREF _Toc223709079 \h </w:instrText>
         </w:r>
         <w:r>
           <w:rPr>
@@ -1569,7 +1569,7 @@
           <w14:ligatures w14:val="none"/>
         </w:rPr>
       </w:pPr>
-      <w:hyperlink w:anchor="_Toc223108407" w:history="1">
+      <w:hyperlink w:anchor="_Toc223709080" w:history="1">
         <w:r>
           <w:rPr>
             <w:rStyle w:val="Hipervnculo"/>
@@ -1614,7 +1614,7 @@
             <w:noProof/>
             <w:webHidden/>
           </w:rPr>
-          <w:instrText xml:space="preserve"> PAGEREF _Toc223108407 \h </w:instrText>
+          <w:instrText xml:space="preserve"> PAGEREF _Toc223709080 \h </w:instrText>
         </w:r>
         <w:r>
           <w:rPr>
@@ -1661,7 +1661,7 @@
           <w14:ligatures w14:val="none"/>
         </w:rPr>
       </w:pPr>
-      <w:hyperlink w:anchor="_Toc223108408" w:history="1">
+      <w:hyperlink w:anchor="_Toc223709081" w:history="1">
         <w:r>
           <w:rPr>
             <w:rStyle w:val="Hipervnculo"/>
@@ -1706,7 +1706,7 @@
             <w:noProof/>
             <w:webHidden/>
           </w:rPr>
-          <w:instrText xml:space="preserve"> PAGEREF _Toc223108408 \h </w:instrText>
+          <w:instrText xml:space="preserve"> PAGEREF _Toc223709081 \h </w:instrText>
         </w:r>
         <w:r>
           <w:rPr>
@@ -1727,6 +1727,790 @@
             <w:webHidden/>
           </w:rPr>
           <w:t>5</w:t>
+        </w:r>
+        <w:r>
+          <w:rPr>
+            <w:noProof/>
+            <w:webHidden/>
+          </w:rPr>
+          <w:fldChar w:fldCharType="end"/>
+        </w:r>
+      </w:hyperlink>
+    </w:p>
+    <w:p>
+      <w:pPr>
+        <w:pStyle w:val="TDC1"/>
+        <w:rPr>
+          <w:rFonts w:asciiTheme="minorHAnsi" w:eastAsiaTheme="minorEastAsia" w:hAnsiTheme="minorHAnsi"/>
+          <w:noProof/>
+          <w:kern w:val="0"/>
+          <w:sz w:val="22"/>
+          <w:lang w:eastAsia="es-PE"/>
+          <w14:ligatures w14:val="none"/>
+        </w:rPr>
+      </w:pPr>
+      <w:hyperlink w:anchor="_Toc223709082" w:history="1">
+        <w:r>
+          <w:rPr>
+            <w:rStyle w:val="Hipervnculo"/>
+            <w:noProof/>
+          </w:rPr>
+          <w:t>CAPITULO II</w:t>
+        </w:r>
+        <w:r>
+          <w:rPr>
+            <w:noProof/>
+            <w:webHidden/>
+          </w:rPr>
+          <w:tab/>
+        </w:r>
+        <w:r>
+          <w:rPr>
+            <w:noProof/>
+            <w:webHidden/>
+          </w:rPr>
+          <w:fldChar w:fldCharType="begin"/>
+        </w:r>
+        <w:r>
+          <w:rPr>
+            <w:noProof/>
+            <w:webHidden/>
+          </w:rPr>
+          <w:instrText xml:space="preserve"> PAGEREF _Toc223709082 \h </w:instrText>
+        </w:r>
+        <w:r>
+          <w:rPr>
+            <w:noProof/>
+            <w:webHidden/>
+          </w:rPr>
+        </w:r>
+        <w:r>
+          <w:rPr>
+            <w:noProof/>
+            <w:webHidden/>
+          </w:rPr>
+          <w:fldChar w:fldCharType="separate"/>
+        </w:r>
+        <w:r>
+          <w:rPr>
+            <w:noProof/>
+            <w:webHidden/>
+          </w:rPr>
+          <w:t>6</w:t>
+        </w:r>
+        <w:r>
+          <w:rPr>
+            <w:noProof/>
+            <w:webHidden/>
+          </w:rPr>
+          <w:fldChar w:fldCharType="end"/>
+        </w:r>
+      </w:hyperlink>
+    </w:p>
+    <w:p>
+      <w:pPr>
+        <w:pStyle w:val="TDC1"/>
+        <w:rPr>
+          <w:rFonts w:asciiTheme="minorHAnsi" w:eastAsiaTheme="minorEastAsia" w:hAnsiTheme="minorHAnsi"/>
+          <w:noProof/>
+          <w:kern w:val="0"/>
+          <w:sz w:val="22"/>
+          <w:lang w:eastAsia="es-PE"/>
+          <w14:ligatures w14:val="none"/>
+        </w:rPr>
+      </w:pPr>
+      <w:hyperlink w:anchor="_Toc223709083" w:history="1">
+        <w:r>
+          <w:rPr>
+            <w:rStyle w:val="Hipervnculo"/>
+            <w:noProof/>
+          </w:rPr>
+          <w:t>Plan del proyecto de innovación/mejora/creatividad</w:t>
+        </w:r>
+        <w:r>
+          <w:rPr>
+            <w:noProof/>
+            <w:webHidden/>
+          </w:rPr>
+          <w:tab/>
+        </w:r>
+        <w:r>
+          <w:rPr>
+            <w:noProof/>
+            <w:webHidden/>
+          </w:rPr>
+          <w:fldChar w:fldCharType="begin"/>
+        </w:r>
+        <w:r>
+          <w:rPr>
+            <w:noProof/>
+            <w:webHidden/>
+          </w:rPr>
+          <w:instrText xml:space="preserve"> PAGEREF _Toc223709083 \h </w:instrText>
+        </w:r>
+        <w:r>
+          <w:rPr>
+            <w:noProof/>
+            <w:webHidden/>
+          </w:rPr>
+        </w:r>
+        <w:r>
+          <w:rPr>
+            <w:noProof/>
+            <w:webHidden/>
+          </w:rPr>
+          <w:fldChar w:fldCharType="separate"/>
+        </w:r>
+        <w:r>
+          <w:rPr>
+            <w:noProof/>
+            <w:webHidden/>
+          </w:rPr>
+          <w:t>6</w:t>
+        </w:r>
+        <w:r>
+          <w:rPr>
+            <w:noProof/>
+            <w:webHidden/>
+          </w:rPr>
+          <w:fldChar w:fldCharType="end"/>
+        </w:r>
+      </w:hyperlink>
+    </w:p>
+    <w:p>
+      <w:pPr>
+        <w:pStyle w:val="TDC2"/>
+        <w:tabs>
+          <w:tab w:val="left" w:pos="880"/>
+          <w:tab w:val="right" w:leader="dot" w:pos="9060"/>
+        </w:tabs>
+        <w:rPr>
+          <w:rFonts w:asciiTheme="minorHAnsi" w:eastAsiaTheme="minorEastAsia" w:hAnsiTheme="minorHAnsi"/>
+          <w:noProof/>
+          <w:kern w:val="0"/>
+          <w:sz w:val="22"/>
+          <w:lang w:eastAsia="es-PE"/>
+          <w14:ligatures w14:val="none"/>
+        </w:rPr>
+      </w:pPr>
+      <w:hyperlink w:anchor="_Toc223709084" w:history="1">
+        <w:r>
+          <w:rPr>
+            <w:rStyle w:val="Hipervnculo"/>
+            <w:noProof/>
+          </w:rPr>
+          <w:t>2.1.</w:t>
+        </w:r>
+        <w:r>
+          <w:rPr>
+            <w:rFonts w:asciiTheme="minorHAnsi" w:eastAsiaTheme="minorEastAsia" w:hAnsiTheme="minorHAnsi"/>
+            <w:noProof/>
+            <w:kern w:val="0"/>
+            <w:sz w:val="22"/>
+            <w:lang w:eastAsia="es-PE"/>
+            <w14:ligatures w14:val="none"/>
+          </w:rPr>
+          <w:tab/>
+        </w:r>
+        <w:r>
+          <w:rPr>
+            <w:rStyle w:val="Hipervnculo"/>
+            <w:noProof/>
+          </w:rPr>
+          <w:t>Identificación del problema técnico de la empresa</w:t>
+        </w:r>
+        <w:r>
+          <w:rPr>
+            <w:noProof/>
+            <w:webHidden/>
+          </w:rPr>
+          <w:tab/>
+        </w:r>
+        <w:r>
+          <w:rPr>
+            <w:noProof/>
+            <w:webHidden/>
+          </w:rPr>
+          <w:fldChar w:fldCharType="begin"/>
+        </w:r>
+        <w:r>
+          <w:rPr>
+            <w:noProof/>
+            <w:webHidden/>
+          </w:rPr>
+          <w:instrText xml:space="preserve"> PAGEREF _Toc223709084 \h </w:instrText>
+        </w:r>
+        <w:r>
+          <w:rPr>
+            <w:noProof/>
+            <w:webHidden/>
+          </w:rPr>
+        </w:r>
+        <w:r>
+          <w:rPr>
+            <w:noProof/>
+            <w:webHidden/>
+          </w:rPr>
+          <w:fldChar w:fldCharType="separate"/>
+        </w:r>
+        <w:r>
+          <w:rPr>
+            <w:noProof/>
+            <w:webHidden/>
+          </w:rPr>
+          <w:t>6</w:t>
+        </w:r>
+        <w:r>
+          <w:rPr>
+            <w:noProof/>
+            <w:webHidden/>
+          </w:rPr>
+          <w:fldChar w:fldCharType="end"/>
+        </w:r>
+      </w:hyperlink>
+    </w:p>
+    <w:p>
+      <w:pPr>
+        <w:pStyle w:val="TDC2"/>
+        <w:tabs>
+          <w:tab w:val="left" w:pos="880"/>
+          <w:tab w:val="right" w:leader="dot" w:pos="9060"/>
+        </w:tabs>
+        <w:rPr>
+          <w:rFonts w:asciiTheme="minorHAnsi" w:eastAsiaTheme="minorEastAsia" w:hAnsiTheme="minorHAnsi"/>
+          <w:noProof/>
+          <w:kern w:val="0"/>
+          <w:sz w:val="22"/>
+          <w:lang w:eastAsia="es-PE"/>
+          <w14:ligatures w14:val="none"/>
+        </w:rPr>
+      </w:pPr>
+      <w:hyperlink w:anchor="_Toc223709085" w:history="1">
+        <w:r>
+          <w:rPr>
+            <w:rStyle w:val="Hipervnculo"/>
+            <w:noProof/>
+          </w:rPr>
+          <w:t>2.2.</w:t>
+        </w:r>
+        <w:r>
+          <w:rPr>
+            <w:rFonts w:asciiTheme="minorHAnsi" w:eastAsiaTheme="minorEastAsia" w:hAnsiTheme="minorHAnsi"/>
+            <w:noProof/>
+            <w:kern w:val="0"/>
+            <w:sz w:val="22"/>
+            <w:lang w:eastAsia="es-PE"/>
+            <w14:ligatures w14:val="none"/>
+          </w:rPr>
+          <w:tab/>
+        </w:r>
+        <w:r>
+          <w:rPr>
+            <w:rStyle w:val="Hipervnculo"/>
+            <w:noProof/>
+          </w:rPr>
+          <w:t>Objetivos del Proyecto de innovación/mejora/creatividad</w:t>
+        </w:r>
+        <w:r>
+          <w:rPr>
+            <w:noProof/>
+            <w:webHidden/>
+          </w:rPr>
+          <w:tab/>
+        </w:r>
+        <w:r>
+          <w:rPr>
+            <w:noProof/>
+            <w:webHidden/>
+          </w:rPr>
+          <w:fldChar w:fldCharType="begin"/>
+        </w:r>
+        <w:r>
+          <w:rPr>
+            <w:noProof/>
+            <w:webHidden/>
+          </w:rPr>
+          <w:instrText xml:space="preserve"> PAGEREF _Toc223709085 \h </w:instrText>
+        </w:r>
+        <w:r>
+          <w:rPr>
+            <w:noProof/>
+            <w:webHidden/>
+          </w:rPr>
+        </w:r>
+        <w:r>
+          <w:rPr>
+            <w:noProof/>
+            <w:webHidden/>
+          </w:rPr>
+          <w:fldChar w:fldCharType="separate"/>
+        </w:r>
+        <w:r>
+          <w:rPr>
+            <w:noProof/>
+            <w:webHidden/>
+          </w:rPr>
+          <w:t>6</w:t>
+        </w:r>
+        <w:r>
+          <w:rPr>
+            <w:noProof/>
+            <w:webHidden/>
+          </w:rPr>
+          <w:fldChar w:fldCharType="end"/>
+        </w:r>
+      </w:hyperlink>
+    </w:p>
+    <w:p>
+      <w:pPr>
+        <w:pStyle w:val="TDC2"/>
+        <w:tabs>
+          <w:tab w:val="left" w:pos="880"/>
+          <w:tab w:val="right" w:leader="dot" w:pos="9060"/>
+        </w:tabs>
+        <w:rPr>
+          <w:rFonts w:asciiTheme="minorHAnsi" w:eastAsiaTheme="minorEastAsia" w:hAnsiTheme="minorHAnsi"/>
+          <w:noProof/>
+          <w:kern w:val="0"/>
+          <w:sz w:val="22"/>
+          <w:lang w:eastAsia="es-PE"/>
+          <w14:ligatures w14:val="none"/>
+        </w:rPr>
+      </w:pPr>
+      <w:hyperlink w:anchor="_Toc223709086" w:history="1">
+        <w:r>
+          <w:rPr>
+            <w:rStyle w:val="Hipervnculo"/>
+            <w:noProof/>
+          </w:rPr>
+          <w:t>2.3.</w:t>
+        </w:r>
+        <w:r>
+          <w:rPr>
+            <w:rFonts w:asciiTheme="minorHAnsi" w:eastAsiaTheme="minorEastAsia" w:hAnsiTheme="minorHAnsi"/>
+            <w:noProof/>
+            <w:kern w:val="0"/>
+            <w:sz w:val="22"/>
+            <w:lang w:eastAsia="es-PE"/>
+            <w14:ligatures w14:val="none"/>
+          </w:rPr>
+          <w:tab/>
+        </w:r>
+        <w:r>
+          <w:rPr>
+            <w:rStyle w:val="Hipervnculo"/>
+            <w:noProof/>
+          </w:rPr>
+          <w:t>Antecedentes del Proyecto de innovación/mejora/creatividad (investigaciones realizadas)</w:t>
+        </w:r>
+        <w:r>
+          <w:rPr>
+            <w:noProof/>
+            <w:webHidden/>
+          </w:rPr>
+          <w:tab/>
+        </w:r>
+        <w:r>
+          <w:rPr>
+            <w:noProof/>
+            <w:webHidden/>
+          </w:rPr>
+          <w:fldChar w:fldCharType="begin"/>
+        </w:r>
+        <w:r>
+          <w:rPr>
+            <w:noProof/>
+            <w:webHidden/>
+          </w:rPr>
+          <w:instrText xml:space="preserve"> PAGEREF _Toc223709086 \h </w:instrText>
+        </w:r>
+        <w:r>
+          <w:rPr>
+            <w:noProof/>
+            <w:webHidden/>
+          </w:rPr>
+        </w:r>
+        <w:r>
+          <w:rPr>
+            <w:noProof/>
+            <w:webHidden/>
+          </w:rPr>
+          <w:fldChar w:fldCharType="separate"/>
+        </w:r>
+        <w:r>
+          <w:rPr>
+            <w:noProof/>
+            <w:webHidden/>
+          </w:rPr>
+          <w:t>6</w:t>
+        </w:r>
+        <w:r>
+          <w:rPr>
+            <w:noProof/>
+            <w:webHidden/>
+          </w:rPr>
+          <w:fldChar w:fldCharType="end"/>
+        </w:r>
+      </w:hyperlink>
+    </w:p>
+    <w:p>
+      <w:pPr>
+        <w:pStyle w:val="TDC2"/>
+        <w:tabs>
+          <w:tab w:val="left" w:pos="880"/>
+          <w:tab w:val="right" w:leader="dot" w:pos="9060"/>
+        </w:tabs>
+        <w:rPr>
+          <w:rFonts w:asciiTheme="minorHAnsi" w:eastAsiaTheme="minorEastAsia" w:hAnsiTheme="minorHAnsi"/>
+          <w:noProof/>
+          <w:kern w:val="0"/>
+          <w:sz w:val="22"/>
+          <w:lang w:eastAsia="es-PE"/>
+          <w14:ligatures w14:val="none"/>
+        </w:rPr>
+      </w:pPr>
+      <w:hyperlink w:anchor="_Toc223709087" w:history="1">
+        <w:r>
+          <w:rPr>
+            <w:rStyle w:val="Hipervnculo"/>
+            <w:noProof/>
+          </w:rPr>
+          <w:t>2.4.</w:t>
+        </w:r>
+        <w:r>
+          <w:rPr>
+            <w:rFonts w:asciiTheme="minorHAnsi" w:eastAsiaTheme="minorEastAsia" w:hAnsiTheme="minorHAnsi"/>
+            <w:noProof/>
+            <w:kern w:val="0"/>
+            <w:sz w:val="22"/>
+            <w:lang w:eastAsia="es-PE"/>
+            <w14:ligatures w14:val="none"/>
+          </w:rPr>
+          <w:tab/>
+        </w:r>
+        <w:r>
+          <w:rPr>
+            <w:rStyle w:val="Hipervnculo"/>
+            <w:noProof/>
+          </w:rPr>
+          <w:t>Justificación del proyecto de innovación/mejora/creatividad</w:t>
+        </w:r>
+        <w:r>
+          <w:rPr>
+            <w:noProof/>
+            <w:webHidden/>
+          </w:rPr>
+          <w:tab/>
+        </w:r>
+        <w:r>
+          <w:rPr>
+            <w:noProof/>
+            <w:webHidden/>
+          </w:rPr>
+          <w:fldChar w:fldCharType="begin"/>
+        </w:r>
+        <w:r>
+          <w:rPr>
+            <w:noProof/>
+            <w:webHidden/>
+          </w:rPr>
+          <w:instrText xml:space="preserve"> PAGEREF _Toc223709087 \h </w:instrText>
+        </w:r>
+        <w:r>
+          <w:rPr>
+            <w:noProof/>
+            <w:webHidden/>
+          </w:rPr>
+        </w:r>
+        <w:r>
+          <w:rPr>
+            <w:noProof/>
+            <w:webHidden/>
+          </w:rPr>
+          <w:fldChar w:fldCharType="separate"/>
+        </w:r>
+        <w:r>
+          <w:rPr>
+            <w:noProof/>
+            <w:webHidden/>
+          </w:rPr>
+          <w:t>6</w:t>
+        </w:r>
+        <w:r>
+          <w:rPr>
+            <w:noProof/>
+            <w:webHidden/>
+          </w:rPr>
+          <w:fldChar w:fldCharType="end"/>
+        </w:r>
+      </w:hyperlink>
+    </w:p>
+    <w:p>
+      <w:pPr>
+        <w:pStyle w:val="TDC2"/>
+        <w:tabs>
+          <w:tab w:val="left" w:pos="880"/>
+          <w:tab w:val="right" w:leader="dot" w:pos="9060"/>
+        </w:tabs>
+        <w:rPr>
+          <w:rFonts w:asciiTheme="minorHAnsi" w:eastAsiaTheme="minorEastAsia" w:hAnsiTheme="minorHAnsi"/>
+          <w:noProof/>
+          <w:kern w:val="0"/>
+          <w:sz w:val="22"/>
+          <w:lang w:eastAsia="es-PE"/>
+          <w14:ligatures w14:val="none"/>
+        </w:rPr>
+      </w:pPr>
+      <w:hyperlink w:anchor="_Toc223709088" w:history="1">
+        <w:r>
+          <w:rPr>
+            <w:rStyle w:val="Hipervnculo"/>
+            <w:noProof/>
+          </w:rPr>
+          <w:t>2.5.</w:t>
+        </w:r>
+        <w:r>
+          <w:rPr>
+            <w:rFonts w:asciiTheme="minorHAnsi" w:eastAsiaTheme="minorEastAsia" w:hAnsiTheme="minorHAnsi"/>
+            <w:noProof/>
+            <w:kern w:val="0"/>
+            <w:sz w:val="22"/>
+            <w:lang w:eastAsia="es-PE"/>
+            <w14:ligatures w14:val="none"/>
+          </w:rPr>
+          <w:tab/>
+        </w:r>
+        <w:r>
+          <w:rPr>
+            <w:rStyle w:val="Hipervnculo"/>
+            <w:noProof/>
+          </w:rPr>
+          <w:t>Marco Teórico y Conceptual</w:t>
+        </w:r>
+        <w:r>
+          <w:rPr>
+            <w:noProof/>
+            <w:webHidden/>
+          </w:rPr>
+          <w:tab/>
+        </w:r>
+        <w:r>
+          <w:rPr>
+            <w:noProof/>
+            <w:webHidden/>
+          </w:rPr>
+          <w:fldChar w:fldCharType="begin"/>
+        </w:r>
+        <w:r>
+          <w:rPr>
+            <w:noProof/>
+            <w:webHidden/>
+          </w:rPr>
+          <w:instrText xml:space="preserve"> PAGEREF _Toc223709088 \h </w:instrText>
+        </w:r>
+        <w:r>
+          <w:rPr>
+            <w:noProof/>
+            <w:webHidden/>
+          </w:rPr>
+        </w:r>
+        <w:r>
+          <w:rPr>
+            <w:noProof/>
+            <w:webHidden/>
+          </w:rPr>
+          <w:fldChar w:fldCharType="separate"/>
+        </w:r>
+        <w:r>
+          <w:rPr>
+            <w:noProof/>
+            <w:webHidden/>
+          </w:rPr>
+          <w:t>6</w:t>
+        </w:r>
+        <w:r>
+          <w:rPr>
+            <w:noProof/>
+            <w:webHidden/>
+          </w:rPr>
+          <w:fldChar w:fldCharType="end"/>
+        </w:r>
+      </w:hyperlink>
+    </w:p>
+    <w:p>
+      <w:pPr>
+        <w:pStyle w:val="TDC3"/>
+        <w:tabs>
+          <w:tab w:val="left" w:pos="1320"/>
+          <w:tab w:val="right" w:leader="dot" w:pos="9060"/>
+        </w:tabs>
+        <w:rPr>
+          <w:rFonts w:asciiTheme="minorHAnsi" w:eastAsiaTheme="minorEastAsia" w:hAnsiTheme="minorHAnsi"/>
+          <w:noProof/>
+          <w:kern w:val="0"/>
+          <w:sz w:val="22"/>
+          <w:lang w:eastAsia="es-PE"/>
+          <w14:ligatures w14:val="none"/>
+        </w:rPr>
+      </w:pPr>
+      <w:hyperlink w:anchor="_Toc223709089" w:history="1">
+        <w:r>
+          <w:rPr>
+            <w:rStyle w:val="Hipervnculo"/>
+            <w:noProof/>
+          </w:rPr>
+          <w:t>2.5.1.</w:t>
+        </w:r>
+        <w:r>
+          <w:rPr>
+            <w:rFonts w:asciiTheme="minorHAnsi" w:eastAsiaTheme="minorEastAsia" w:hAnsiTheme="minorHAnsi"/>
+            <w:noProof/>
+            <w:kern w:val="0"/>
+            <w:sz w:val="22"/>
+            <w:lang w:eastAsia="es-PE"/>
+            <w14:ligatures w14:val="none"/>
+          </w:rPr>
+          <w:tab/>
+        </w:r>
+        <w:r>
+          <w:rPr>
+            <w:rStyle w:val="Hipervnculo"/>
+            <w:noProof/>
+          </w:rPr>
+          <w:t>Fundamentos teóricos del Proyecto de innovación/mejora/creatividad</w:t>
+        </w:r>
+        <w:r>
+          <w:rPr>
+            <w:noProof/>
+            <w:webHidden/>
+          </w:rPr>
+          <w:tab/>
+        </w:r>
+        <w:r>
+          <w:rPr>
+            <w:noProof/>
+            <w:webHidden/>
+          </w:rPr>
+          <w:fldChar w:fldCharType="begin"/>
+        </w:r>
+        <w:r>
+          <w:rPr>
+            <w:noProof/>
+            <w:webHidden/>
+          </w:rPr>
+          <w:instrText xml:space="preserve"> PAGEREF _Toc223709089 \h </w:instrText>
+        </w:r>
+        <w:r>
+          <w:rPr>
+            <w:noProof/>
+            <w:webHidden/>
+          </w:rPr>
+        </w:r>
+        <w:r>
+          <w:rPr>
+            <w:noProof/>
+            <w:webHidden/>
+          </w:rPr>
+          <w:fldChar w:fldCharType="separate"/>
+        </w:r>
+        <w:r>
+          <w:rPr>
+            <w:noProof/>
+            <w:webHidden/>
+          </w:rPr>
+          <w:t>6</w:t>
+        </w:r>
+        <w:r>
+          <w:rPr>
+            <w:noProof/>
+            <w:webHidden/>
+          </w:rPr>
+          <w:fldChar w:fldCharType="end"/>
+        </w:r>
+      </w:hyperlink>
+    </w:p>
+    <w:p>
+      <w:pPr>
+        <w:pStyle w:val="TDC3"/>
+        <w:tabs>
+          <w:tab w:val="left" w:pos="1320"/>
+          <w:tab w:val="right" w:leader="dot" w:pos="9060"/>
+        </w:tabs>
+        <w:rPr>
+          <w:rFonts w:asciiTheme="minorHAnsi" w:eastAsiaTheme="minorEastAsia" w:hAnsiTheme="minorHAnsi"/>
+          <w:noProof/>
+          <w:kern w:val="0"/>
+          <w:sz w:val="22"/>
+          <w:lang w:eastAsia="es-PE"/>
+          <w14:ligatures w14:val="none"/>
+        </w:rPr>
+      </w:pPr>
+      <w:hyperlink w:anchor="_Toc223709090" w:history="1">
+        <w:r>
+          <w:rPr>
+            <w:rStyle w:val="Hipervnculo"/>
+            <w:noProof/>
+          </w:rPr>
+          <w:t>2.5.2.</w:t>
+        </w:r>
+        <w:r>
+          <w:rPr>
+            <w:rFonts w:asciiTheme="minorHAnsi" w:eastAsiaTheme="minorEastAsia" w:hAnsiTheme="minorHAnsi"/>
+            <w:noProof/>
+            <w:kern w:val="0"/>
+            <w:sz w:val="22"/>
+            <w:lang w:eastAsia="es-PE"/>
+            <w14:ligatures w14:val="none"/>
+          </w:rPr>
+          <w:tab/>
+        </w:r>
+        <w:r>
+          <w:rPr>
+            <w:rStyle w:val="Hipervnculo"/>
+            <w:noProof/>
+          </w:rPr>
+          <w:t>Conceptos y términos utilizados</w:t>
+        </w:r>
+        <w:r>
+          <w:rPr>
+            <w:noProof/>
+            <w:webHidden/>
+          </w:rPr>
+          <w:tab/>
+        </w:r>
+        <w:r>
+          <w:rPr>
+            <w:noProof/>
+            <w:webHidden/>
+          </w:rPr>
+          <w:fldChar w:fldCharType="begin"/>
+        </w:r>
+        <w:r>
+          <w:rPr>
+            <w:noProof/>
+            <w:webHidden/>
+          </w:rPr>
+          <w:instrText xml:space="preserve"> PAGEREF _Toc223709090 \h </w:instrText>
+        </w:r>
+        <w:r>
+          <w:rPr>
+            <w:noProof/>
+            <w:webHidden/>
+          </w:rPr>
+        </w:r>
+        <w:r>
+          <w:rPr>
+            <w:noProof/>
+            <w:webHidden/>
+          </w:rPr>
+          <w:fldChar w:fldCharType="separate"/>
+        </w:r>
+        <w:r>
+          <w:rPr>
+            <w:noProof/>
+            <w:webHidden/>
+          </w:rPr>
+          <w:t>6</w:t>
         </w:r>
         <w:r>
           <w:rPr>
@@ -1750,20 +2534,12 @@
     <w:p/>
     <w:p/>
     <w:p/>
-    <w:p/>
-    <w:p/>
-    <w:p/>
-    <w:p/>
-    <w:p/>
-    <w:p/>
-    <w:p/>
-    <w:p/>
     <w:p>
       <w:pPr>
         <w:pStyle w:val="TITULOV1"/>
       </w:pPr>
       <w:bookmarkStart w:id="0" w:name="_Toc223103757"/>
-      <w:bookmarkStart w:id="1" w:name="_Toc223108395"/>
+      <w:bookmarkStart w:id="1" w:name="_Toc223709068"/>
       <w:r>
         <w:lastRenderedPageBreak/>
         <w:t>CAPITULO I</w:t>
@@ -1777,7 +2553,7 @@
         <w:jc w:val="left"/>
       </w:pPr>
       <w:bookmarkStart w:id="2" w:name="_Toc223103758"/>
-      <w:bookmarkStart w:id="3" w:name="_Toc223108396"/>
+      <w:bookmarkStart w:id="3" w:name="_Toc223709069"/>
       <w:r>
         <w:t>GENERALIDADES DE LA EMPRESA</w:t>
       </w:r>
@@ -1789,7 +2565,7 @@
         <w:pStyle w:val="subtitulov2"/>
       </w:pPr>
       <w:bookmarkStart w:id="4" w:name="_Toc223103759"/>
-      <w:bookmarkStart w:id="5" w:name="_Toc223108397"/>
+      <w:bookmarkStart w:id="5" w:name="_Toc223709070"/>
       <w:r>
         <w:t>Razón social</w:t>
       </w:r>
@@ -2307,7 +3083,7 @@
         <w:pStyle w:val="subtitulov2"/>
       </w:pPr>
       <w:bookmarkStart w:id="6" w:name="_Toc223103760"/>
-      <w:bookmarkStart w:id="7" w:name="_Toc223108398"/>
+      <w:bookmarkStart w:id="7" w:name="_Toc223709071"/>
       <w:r>
         <w:t>Misión, Visión, Objetivo, Valores de la empresa</w:t>
       </w:r>
@@ -2322,7 +3098,7 @@
           <w:numId w:val="4"/>
         </w:numPr>
       </w:pPr>
-      <w:bookmarkStart w:id="8" w:name="_Toc223108399"/>
+      <w:bookmarkStart w:id="8" w:name="_Toc223709072"/>
       <w:r>
         <w:t>Misión</w:t>
       </w:r>
@@ -2351,7 +3127,7 @@
           <w:numId w:val="4"/>
         </w:numPr>
       </w:pPr>
-      <w:bookmarkStart w:id="9" w:name="_Toc223108400"/>
+      <w:bookmarkStart w:id="9" w:name="_Toc223709073"/>
       <w:r>
         <w:t>Visión</w:t>
       </w:r>
@@ -2373,7 +3149,7 @@
           <w:numId w:val="4"/>
         </w:numPr>
       </w:pPr>
-      <w:bookmarkStart w:id="10" w:name="_Toc223108401"/>
+      <w:bookmarkStart w:id="10" w:name="_Toc223709074"/>
       <w:r>
         <w:t>Objetivos</w:t>
       </w:r>
@@ -2460,7 +3236,7 @@
           <w:numId w:val="4"/>
         </w:numPr>
       </w:pPr>
-      <w:bookmarkStart w:id="11" w:name="_Toc223108402"/>
+      <w:bookmarkStart w:id="11" w:name="_Toc223709075"/>
       <w:r>
         <w:t>Valores de la empresa</w:t>
       </w:r>
@@ -2623,7 +3399,7 @@
         <w:pStyle w:val="subtitulov2"/>
       </w:pPr>
       <w:bookmarkStart w:id="12" w:name="_Toc223103761"/>
-      <w:bookmarkStart w:id="13" w:name="_Toc223108403"/>
+      <w:bookmarkStart w:id="13" w:name="_Toc223709076"/>
       <w:r>
         <w:t>Productos, mercado, clientes.</w:t>
       </w:r>
@@ -2638,7 +3414,7 @@
           <w:numId w:val="4"/>
         </w:numPr>
       </w:pPr>
-      <w:bookmarkStart w:id="14" w:name="_Toc223108404"/>
+      <w:bookmarkStart w:id="14" w:name="_Toc223709077"/>
       <w:r>
         <w:t>Productos</w:t>
       </w:r>
@@ -2713,12 +3489,9 @@
           <w:numId w:val="4"/>
         </w:numPr>
       </w:pPr>
-      <w:bookmarkStart w:id="15" w:name="_Toc223108405"/>
-      <w:r>
-        <w:t>M</w:t>
-      </w:r>
-      <w:r>
-        <w:t>ercado</w:t>
+      <w:bookmarkStart w:id="15" w:name="_Toc223709078"/>
+      <w:r>
+        <w:t>Mercado</w:t>
       </w:r>
       <w:bookmarkEnd w:id="15"/>
     </w:p>
@@ -2738,12 +3511,9 @@
           <w:numId w:val="4"/>
         </w:numPr>
       </w:pPr>
-      <w:bookmarkStart w:id="16" w:name="_Toc223108406"/>
-      <w:r>
-        <w:t>C</w:t>
-      </w:r>
-      <w:r>
-        <w:t>lientes</w:t>
+      <w:bookmarkStart w:id="16" w:name="_Toc223709079"/>
+      <w:r>
+        <w:t>Clientes</w:t>
       </w:r>
       <w:bookmarkEnd w:id="16"/>
     </w:p>
@@ -2760,22 +3530,29 @@
         <w:pStyle w:val="subtitulov2"/>
       </w:pPr>
       <w:bookmarkStart w:id="17" w:name="_Toc223103762"/>
-      <w:bookmarkStart w:id="18" w:name="_Toc223108407"/>
+      <w:bookmarkStart w:id="18" w:name="_Toc223709080"/>
+      <w:r>
+        <w:t>Estructuras de la Organización</w:t>
+      </w:r>
+      <w:bookmarkEnd w:id="17"/>
+      <w:bookmarkEnd w:id="18"/>
+    </w:p>
+    <w:p>
       <w:r>
         <w:rPr>
           <w:noProof/>
         </w:rPr>
         <w:drawing>
-          <wp:anchor distT="0" distB="0" distL="114300" distR="114300" simplePos="0" relativeHeight="251659264" behindDoc="0" locked="0" layoutInCell="1" allowOverlap="1" wp14:anchorId="1517FCEC" wp14:editId="70912E27">
+          <wp:anchor distT="0" distB="0" distL="114300" distR="114300" simplePos="0" relativeHeight="251659264" behindDoc="0" locked="0" layoutInCell="1" allowOverlap="1" wp14:anchorId="1517FCEC" wp14:editId="0DF8B7ED">
             <wp:simplePos x="0" y="0"/>
-            <wp:positionH relativeFrom="column">
-              <wp:posOffset>99695</wp:posOffset>
+            <wp:positionH relativeFrom="page">
+              <wp:posOffset>1064260</wp:posOffset>
             </wp:positionH>
             <wp:positionV relativeFrom="paragraph">
-              <wp:posOffset>241935</wp:posOffset>
+              <wp:posOffset>67945</wp:posOffset>
             </wp:positionV>
-            <wp:extent cx="5753100" cy="6877050"/>
-            <wp:effectExtent l="0" t="0" r="0" b="0"/>
+            <wp:extent cx="5753100" cy="5114925"/>
+            <wp:effectExtent l="0" t="0" r="0" b="9525"/>
             <wp:wrapNone/>
             <wp:docPr id="2" name="Imagen 2"/>
             <wp:cNvGraphicFramePr>
@@ -2806,7 +3583,7 @@
                   <pic:spPr bwMode="auto">
                     <a:xfrm>
                       <a:off x="0" y="0"/>
-                      <a:ext cx="5753100" cy="6877050"/>
+                      <a:ext cx="5753100" cy="5114925"/>
                     </a:xfrm>
                     <a:prstGeom prst="rect">
                       <a:avLst/>
@@ -2825,11 +3602,6 @@
           </wp:anchor>
         </w:drawing>
       </w:r>
-      <w:r>
-        <w:t>Estructuras de la Organización</w:t>
-      </w:r>
-      <w:bookmarkEnd w:id="17"/>
-      <w:bookmarkEnd w:id="18"/>
     </w:p>
     <w:p/>
     <w:p/>
@@ -2853,15 +3625,10 @@
     <w:p/>
     <w:p>
       <w:pPr>
-        <w:ind w:left="708"/>
-      </w:pPr>
-    </w:p>
-    <w:p>
-      <w:pPr>
         <w:pStyle w:val="subtitulov2"/>
       </w:pPr>
       <w:bookmarkStart w:id="19" w:name="_Toc223103763"/>
-      <w:bookmarkStart w:id="20" w:name="_Toc223108408"/>
+      <w:bookmarkStart w:id="20" w:name="_Toc223709081"/>
       <w:r>
         <w:lastRenderedPageBreak/>
         <w:t>Otra información relevante de la empres</w:t>
@@ -2882,86 +3649,245 @@
           <w:sz w:val="22"/>
         </w:rPr>
       </w:pPr>
-    </w:p>
-    <w:p>
-      <w:pPr>
+      <w:r>
         <w:rPr>
           <w:b/>
           <w:sz w:val="22"/>
         </w:rPr>
-      </w:pPr>
-    </w:p>
-    <w:p>
-      <w:pPr>
+        <w:br w:type="page"/>
+      </w:r>
+    </w:p>
+    <w:p>
+      <w:pPr>
+        <w:pStyle w:val="TITULOV1"/>
+      </w:pPr>
+      <w:bookmarkStart w:id="21" w:name="_Toc223709082"/>
+      <w:r>
+        <w:lastRenderedPageBreak/>
+        <w:t>CAPITULO</w:t>
+      </w:r>
+      <w:r>
+        <w:t xml:space="preserve"> II</w:t>
+      </w:r>
+      <w:bookmarkEnd w:id="21"/>
+    </w:p>
+    <w:p>
+      <w:pPr>
+        <w:pStyle w:val="TITULOV1"/>
+        <w:jc w:val="left"/>
+      </w:pPr>
+      <w:bookmarkStart w:id="22" w:name="_Toc223709083"/>
+      <w:r>
+        <w:t xml:space="preserve">Plan del proyecto de </w:t>
+      </w:r>
+      <w:bookmarkStart w:id="23" w:name="_Hlk223707121"/>
+      <w:r>
+        <w:t>innovación/mejora/creatividad</w:t>
+      </w:r>
+      <w:bookmarkEnd w:id="22"/>
+      <w:bookmarkEnd w:id="23"/>
+    </w:p>
+    <w:p>
+      <w:pPr>
+        <w:pStyle w:val="Prrafodelista"/>
+        <w:numPr>
+          <w:ilvl w:val="0"/>
+          <w:numId w:val="4"/>
+        </w:numPr>
+        <w:spacing w:line="360" w:lineRule="auto"/>
         <w:rPr>
           <w:b/>
+          <w:vanish/>
           <w:sz w:val="22"/>
         </w:rPr>
       </w:pPr>
     </w:p>
     <w:p>
       <w:pPr>
-        <w:rPr>
-          <w:b/>
-          <w:sz w:val="22"/>
-        </w:rPr>
-      </w:pPr>
-    </w:p>
-    <w:p>
-      <w:pPr>
-        <w:rPr>
-          <w:b/>
-          <w:sz w:val="22"/>
-        </w:rPr>
-      </w:pPr>
-    </w:p>
-    <w:p>
-      <w:pPr>
-        <w:rPr>
-          <w:b/>
-          <w:sz w:val="22"/>
-        </w:rPr>
-      </w:pPr>
-    </w:p>
-    <w:p>
-      <w:pPr>
-        <w:rPr>
-          <w:b/>
-          <w:sz w:val="22"/>
-        </w:rPr>
-      </w:pPr>
-    </w:p>
-    <w:p>
-      <w:pPr>
-        <w:rPr>
-          <w:b/>
-          <w:sz w:val="22"/>
-        </w:rPr>
-      </w:pPr>
-    </w:p>
-    <w:p>
-      <w:pPr>
-        <w:rPr>
-          <w:b/>
-          <w:sz w:val="22"/>
-        </w:rPr>
-      </w:pPr>
-    </w:p>
-    <w:p>
-      <w:pPr>
-        <w:rPr>
-          <w:b/>
-          <w:sz w:val="22"/>
-        </w:rPr>
-      </w:pPr>
-    </w:p>
-    <w:p>
-      <w:pPr>
-        <w:rPr>
-          <w:b/>
-          <w:sz w:val="22"/>
-        </w:rPr>
-      </w:pPr>
+        <w:pStyle w:val="subtitulov2"/>
+      </w:pPr>
+      <w:bookmarkStart w:id="24" w:name="_Toc223709084"/>
+      <w:r>
+        <w:t>Identificación del problema técnico de la empresa</w:t>
+      </w:r>
+      <w:bookmarkEnd w:id="24"/>
+    </w:p>
+    <w:p>
+      <w:pPr>
+        <w:ind w:left="708"/>
+      </w:pPr>
+      <w:r>
+        <w:t>Lluvia de ideas</w:t>
+      </w:r>
+    </w:p>
+    <w:p>
+      <w:pPr>
+        <w:ind w:left="708"/>
+      </w:pPr>
+      <w:r>
+        <w:t>Matriz de afinidad</w:t>
+      </w:r>
+    </w:p>
+    <w:p>
+      <w:pPr>
+        <w:ind w:left="708"/>
+      </w:pPr>
+      <w:r>
+        <w:t>Matriz de priorización</w:t>
+      </w:r>
+    </w:p>
+    <w:p>
+      <w:pPr>
+        <w:ind w:left="708"/>
+      </w:pPr>
+      <w:r>
+        <w:t>Descripción del problema ganador de la priorización</w:t>
+      </w:r>
+    </w:p>
+    <w:p>
+      <w:pPr>
+        <w:pStyle w:val="subtitulov2"/>
+      </w:pPr>
+      <w:bookmarkStart w:id="25" w:name="_Toc223709085"/>
+      <w:r>
+        <w:t xml:space="preserve">Objetivos del Proyecto de </w:t>
+      </w:r>
+      <w:r>
+        <w:t>innovación/mejora/creatividad</w:t>
+      </w:r>
+      <w:bookmarkEnd w:id="25"/>
+    </w:p>
+    <w:p>
+      <w:pPr>
+        <w:ind w:left="708"/>
+      </w:pPr>
+      <w:r>
+        <w:t>Objetivo General</w:t>
+      </w:r>
+    </w:p>
+    <w:p>
+      <w:pPr>
+        <w:ind w:left="708"/>
+      </w:pPr>
+      <w:r>
+        <w:t>Objetivos Específicos</w:t>
+      </w:r>
+    </w:p>
+    <w:p>
+      <w:pPr>
+        <w:pStyle w:val="subtitulov2"/>
+      </w:pPr>
+      <w:bookmarkStart w:id="26" w:name="_Toc223709086"/>
+      <w:r>
+        <w:t xml:space="preserve">Antecedentes del Proyecto de </w:t>
+      </w:r>
+      <w:r>
+        <w:t>innovación/mejora/</w:t>
+      </w:r>
+      <w:r>
+        <w:t>creatividad (investigaciones realizadas</w:t>
+      </w:r>
+      <w:r>
+        <w:t>)</w:t>
+      </w:r>
+      <w:bookmarkEnd w:id="26"/>
+    </w:p>
+    <w:p>
+      <w:pPr>
+        <w:ind w:left="708"/>
+      </w:pPr>
+      <w:r>
+        <w:t>Antecedentes internacionales</w:t>
+      </w:r>
+    </w:p>
+    <w:p>
+      <w:pPr>
+        <w:ind w:left="708"/>
+      </w:pPr>
+      <w:r>
+        <w:t>Antecedentes Nacionales</w:t>
+      </w:r>
+    </w:p>
+    <w:p>
+      <w:pPr>
+        <w:ind w:left="708"/>
+      </w:pPr>
+      <w:r>
+        <w:t>Antecedentes Regionales</w:t>
+      </w:r>
+    </w:p>
+    <w:p>
+      <w:pPr>
+        <w:ind w:left="708"/>
+      </w:pPr>
+      <w:r>
+        <w:t>Antecedentes Locales</w:t>
+      </w:r>
+    </w:p>
+    <w:p>
+      <w:pPr>
+        <w:pStyle w:val="subtitulov2"/>
+      </w:pPr>
+      <w:bookmarkStart w:id="27" w:name="_Toc223709087"/>
+      <w:r>
+        <w:t xml:space="preserve">Justificación del proyecto de </w:t>
+      </w:r>
+      <w:r>
+        <w:t>innovación/mejora/creatividad</w:t>
+      </w:r>
+      <w:bookmarkEnd w:id="27"/>
+    </w:p>
+    <w:p>
+      <w:pPr>
+        <w:ind w:left="708"/>
+      </w:pPr>
+      <w:r>
+        <w:t>1 pagina</w:t>
+      </w:r>
+    </w:p>
+    <w:p>
+      <w:pPr>
+        <w:pStyle w:val="subtitulov2"/>
+      </w:pPr>
+      <w:bookmarkStart w:id="28" w:name="_Toc223709088"/>
+      <w:r>
+        <w:t>Marco Teórico y Conceptual</w:t>
+      </w:r>
+      <w:bookmarkEnd w:id="28"/>
+      <w:r>
+        <w:t xml:space="preserve"> </w:t>
+      </w:r>
+    </w:p>
+    <w:p>
+      <w:pPr>
+        <w:pStyle w:val="subtitulov3"/>
+        <w:numPr>
+          <w:ilvl w:val="2"/>
+          <w:numId w:val="4"/>
+        </w:numPr>
+      </w:pPr>
+      <w:bookmarkStart w:id="29" w:name="_Toc223709089"/>
+      <w:r>
+        <w:t xml:space="preserve">Fundamentos teóricos del Proyecto de </w:t>
+      </w:r>
+      <w:r>
+        <w:t>innovación/mejora/creatividad</w:t>
+      </w:r>
+      <w:bookmarkEnd w:id="29"/>
+    </w:p>
+    <w:p>
+      <w:pPr>
+        <w:pStyle w:val="subtitulov3"/>
+        <w:numPr>
+          <w:ilvl w:val="2"/>
+          <w:numId w:val="4"/>
+        </w:numPr>
+      </w:pPr>
+      <w:bookmarkStart w:id="30" w:name="_Toc223709090"/>
+      <w:r>
+        <w:t>Conceptos y términos utilizados</w:t>
+      </w:r>
+      <w:bookmarkEnd w:id="30"/>
     </w:p>
     <w:sectPr>
       <w:pgSz w:w="11906" w:h="16838"/>
@@ -3034,6 +3960,7 @@
         <w:docPartUnique/>
       </w:docPartObj>
     </w:sdtPr>
+    <w:sdtEndPr/>
     <w:sdtContent>
       <w:p>
         <w:pPr>
@@ -4037,6 +4964,9 @@
   </w:num>
   <w:num w:numId="9">
     <w:abstractNumId w:val="2"/>
+  </w:num>
+  <w:num w:numId="10">
+    <w:abstractNumId w:val="5"/>
   </w:num>
 </w:numbering>
 </file>
@@ -4841,6 +5771,41 @@
       <w14:ligatures w14:val="standardContextual"/>
     </w:rPr>
   </w:style>
+  <w:style w:type="paragraph" w:styleId="Ttulo">
+    <w:name w:val="Title"/>
+    <w:basedOn w:val="Normal"/>
+    <w:next w:val="Normal"/>
+    <w:link w:val="TtuloCar"/>
+    <w:uiPriority w:val="10"/>
+    <w:qFormat/>
+    <w:rsid w:val="007E09D6"/>
+    <w:pPr>
+      <w:spacing w:after="0" w:line="240" w:lineRule="auto"/>
+      <w:contextualSpacing/>
+    </w:pPr>
+    <w:rPr>
+      <w:rFonts w:asciiTheme="majorHAnsi" w:eastAsiaTheme="majorEastAsia" w:hAnsiTheme="majorHAnsi" w:cstheme="majorBidi"/>
+      <w:spacing w:val="-10"/>
+      <w:kern w:val="28"/>
+      <w:sz w:val="56"/>
+      <w:szCs w:val="56"/>
+    </w:rPr>
+  </w:style>
+  <w:style w:type="character" w:customStyle="1" w:styleId="TtuloCar">
+    <w:name w:val="Título Car"/>
+    <w:basedOn w:val="Fuentedeprrafopredeter"/>
+    <w:link w:val="Ttulo"/>
+    <w:uiPriority w:val="10"/>
+    <w:rsid w:val="007E09D6"/>
+    <w:rPr>
+      <w:rFonts w:asciiTheme="majorHAnsi" w:eastAsiaTheme="majorEastAsia" w:hAnsiTheme="majorHAnsi" w:cstheme="majorBidi"/>
+      <w:spacing w:val="-10"/>
+      <w:kern w:val="28"/>
+      <w:sz w:val="56"/>
+      <w:szCs w:val="56"/>
+      <w14:ligatures w14:val="standardContextual"/>
+    </w:rPr>
+  </w:style>
 </w:styles>
 </file>
 
